--- a/docs/vehicle_lookup_integration.docx
+++ b/docs/vehicle_lookup_integration.docx
@@ -39,7 +39,7 @@
           <w:bCs/>
           <w:b/>
         </w:rPr>
-        <w:t xml:space="preserve">Dungan Soft Technologies</w:t>
+        <w:t>DunganSoft Technologies</w:t>
       </w:r>
     </w:p>
     <w:p>
@@ -4628,7 +4628,7 @@
           <w:iCs/>
           <w:i/>
         </w:rPr>
-        <w:t xml:space="preserve">torque specification used on each work order. Dungan Soft Technologies</w:t>
+        <w:t>torque specification used on each work order. DunganSoft Technologies</w:t>
       </w:r>
       <w:r>
         <w:rPr>
@@ -4751,7 +4751,7 @@
         <w:sz w:val="16"/>
         <w:szCs w:val="16"/>
       </w:rPr>
-      <w:t xml:space="preserve">Dungan Soft Technologies</w:t>
+      <w:t>DunganSoft Technologies</w:t>
     </w:r>
   </w:p>
 </w:hdr>
